--- a/7_term/Экономика/Лекции/Лекция 2025-10-14.docx
+++ b/7_term/Экономика/Лекции/Лекция 2025-10-14.docx
@@ -260,6 +260,372 @@
         </w:rPr>
         <w:t>Способы начисления амортизации</w:t>
       </w:r>
+    </w:p>
+    <w:p>
+      <w:pPr>
+        <w:spacing w:line="276" w:lineRule="auto"/>
+        <w:jc w:val="both"/>
+        <w:rPr>
+          <w:rFonts w:ascii="Times New Roman" w:hAnsi="Times New Roman" w:cs="Times New Roman"/>
+          <w:sz w:val="28"/>
+          <w:szCs w:val="28"/>
+        </w:rPr>
+      </w:pPr>
+    </w:p>
+    <w:p>
+      <w:pPr>
+        <w:spacing w:line="276" w:lineRule="auto"/>
+        <w:rPr>
+          <w:rFonts w:ascii="Times New Roman" w:hAnsi="Times New Roman" w:cs="Times New Roman"/>
+          <w:sz w:val="28"/>
+          <w:szCs w:val="28"/>
+        </w:rPr>
+      </w:pPr>
+      <w:r>
+        <w:rPr>
+          <w:rFonts w:ascii="Times New Roman" w:hAnsi="Times New Roman" w:cs="Times New Roman"/>
+          <w:b/>
+          <w:bCs/>
+          <w:sz w:val="28"/>
+          <w:szCs w:val="28"/>
+        </w:rPr>
+        <w:t>1) Понятие износа</w:t>
+      </w:r>
+      <w:r>
+        <w:rPr>
+          <w:rFonts w:ascii="Times New Roman" w:hAnsi="Times New Roman" w:cs="Times New Roman"/>
+          <w:sz w:val="28"/>
+          <w:szCs w:val="28"/>
+        </w:rPr>
+        <w:br/>
+        <w:t>Износ — это постепенная утрата основными средствами своей стоимости и потребительских свойств вследствие физического старения (изнашивания) и морального устаревания.</w:t>
+      </w:r>
+    </w:p>
+    <w:p>
+      <w:pPr>
+        <w:spacing w:line="276" w:lineRule="auto"/>
+        <w:rPr>
+          <w:rFonts w:ascii="Times New Roman" w:hAnsi="Times New Roman" w:cs="Times New Roman"/>
+          <w:sz w:val="28"/>
+          <w:szCs w:val="28"/>
+        </w:rPr>
+      </w:pPr>
+      <w:r>
+        <w:rPr>
+          <w:rFonts w:ascii="Times New Roman" w:hAnsi="Times New Roman" w:cs="Times New Roman"/>
+          <w:b/>
+          <w:bCs/>
+          <w:sz w:val="28"/>
+          <w:szCs w:val="28"/>
+        </w:rPr>
+        <w:t>2) Понятие амортизации</w:t>
+      </w:r>
+      <w:r>
+        <w:rPr>
+          <w:rFonts w:ascii="Times New Roman" w:hAnsi="Times New Roman" w:cs="Times New Roman"/>
+          <w:sz w:val="28"/>
+          <w:szCs w:val="28"/>
+        </w:rPr>
+        <w:br/>
+        <w:t>Амортизация — это процесс систематического переноса стоимости основных средств на себестоимость продукции (работ, услуг) по мере их износа.</w:t>
+      </w:r>
+    </w:p>
+    <w:p>
+      <w:pPr>
+        <w:spacing w:line="276" w:lineRule="auto"/>
+        <w:rPr>
+          <w:rFonts w:ascii="Times New Roman" w:hAnsi="Times New Roman" w:cs="Times New Roman"/>
+          <w:sz w:val="28"/>
+          <w:szCs w:val="28"/>
+        </w:rPr>
+      </w:pPr>
+      <w:r>
+        <w:rPr>
+          <w:rFonts w:ascii="Times New Roman" w:hAnsi="Times New Roman" w:cs="Times New Roman"/>
+          <w:b/>
+          <w:bCs/>
+          <w:sz w:val="28"/>
+          <w:szCs w:val="28"/>
+        </w:rPr>
+        <w:t>3) Амортизационный период</w:t>
+      </w:r>
+      <w:r>
+        <w:rPr>
+          <w:rFonts w:ascii="Times New Roman" w:hAnsi="Times New Roman" w:cs="Times New Roman"/>
+          <w:sz w:val="28"/>
+          <w:szCs w:val="28"/>
+        </w:rPr>
+        <w:br/>
+        <w:t>Амортизационный период — это срок, в течение которого объект основных средств полностью переносит свою стоимость на затраты производства (т. е. срок его полезного использования).</w:t>
+      </w:r>
+    </w:p>
+    <w:p>
+      <w:pPr>
+        <w:spacing w:line="276" w:lineRule="auto"/>
+        <w:rPr>
+          <w:rFonts w:ascii="Times New Roman" w:hAnsi="Times New Roman" w:cs="Times New Roman"/>
+          <w:sz w:val="28"/>
+          <w:szCs w:val="28"/>
+        </w:rPr>
+      </w:pPr>
+      <w:r>
+        <w:rPr>
+          <w:rFonts w:ascii="Times New Roman" w:hAnsi="Times New Roman" w:cs="Times New Roman"/>
+          <w:b/>
+          <w:bCs/>
+          <w:sz w:val="28"/>
+          <w:szCs w:val="28"/>
+        </w:rPr>
+        <w:t>4) Норма амортизации, формула</w:t>
+      </w:r>
+      <w:r>
+        <w:rPr>
+          <w:rFonts w:ascii="Times New Roman" w:hAnsi="Times New Roman" w:cs="Times New Roman"/>
+          <w:sz w:val="28"/>
+          <w:szCs w:val="28"/>
+        </w:rPr>
+        <w:br/>
+        <w:t xml:space="preserve">Норма амортизации — это процент годового (или другого периода) списания стоимости объекта основных средств. </w:t>
+      </w:r>
+    </w:p>
+    <w:p>
+      <w:pPr>
+        <w:spacing w:line="276" w:lineRule="auto"/>
+        <w:rPr>
+          <w:rFonts w:ascii="Times New Roman" w:hAnsi="Times New Roman" w:cs="Times New Roman"/>
+          <w:sz w:val="28"/>
+          <w:szCs w:val="28"/>
+        </w:rPr>
+      </w:pPr>
+      <w:r>
+        <w:rPr>
+          <w:rFonts w:ascii="Times New Roman" w:hAnsi="Times New Roman" w:cs="Times New Roman"/>
+          <w:sz w:val="28"/>
+          <w:szCs w:val="28"/>
+        </w:rPr>
+        <w:t>где</w:t>
+      </w:r>
+      <w:r>
+        <w:rPr>
+          <w:rFonts w:ascii="Times New Roman" w:hAnsi="Times New Roman" w:cs="Times New Roman"/>
+          <w:sz w:val="28"/>
+          <w:szCs w:val="28"/>
+        </w:rPr>
+        <w:br/>
+      </w:r>
+      <w:r>
+        <w:rPr>
+          <w:rFonts w:ascii="Times New Roman" w:hAnsi="Times New Roman" w:cs="Times New Roman"/>
+          <w:b/>
+          <w:bCs/>
+          <w:sz w:val="28"/>
+          <w:szCs w:val="28"/>
+        </w:rPr>
+        <w:t>Н</w:t>
+      </w:r>
+      <w:r>
+        <w:rPr>
+          <w:rFonts w:ascii="Times New Roman" w:hAnsi="Times New Roman" w:cs="Times New Roman"/>
+          <w:sz w:val="28"/>
+          <w:szCs w:val="28"/>
+        </w:rPr>
+        <w:t xml:space="preserve"> — норма амортизации,</w:t>
+      </w:r>
+      <w:r>
+        <w:rPr>
+          <w:rFonts w:ascii="Times New Roman" w:hAnsi="Times New Roman" w:cs="Times New Roman"/>
+          <w:sz w:val="28"/>
+          <w:szCs w:val="28"/>
+        </w:rPr>
+        <w:br/>
+      </w:r>
+      <w:r>
+        <w:rPr>
+          <w:rFonts w:ascii="Times New Roman" w:hAnsi="Times New Roman" w:cs="Times New Roman"/>
+          <w:b/>
+          <w:bCs/>
+          <w:sz w:val="28"/>
+          <w:szCs w:val="28"/>
+        </w:rPr>
+        <w:t>Т</w:t>
+      </w:r>
+      <w:r>
+        <w:rPr>
+          <w:rFonts w:ascii="Times New Roman" w:hAnsi="Times New Roman" w:cs="Times New Roman"/>
+          <w:sz w:val="28"/>
+          <w:szCs w:val="28"/>
+        </w:rPr>
+        <w:t xml:space="preserve"> — срок полезного использования (в годах).</w:t>
+      </w:r>
+    </w:p>
+    <w:p>
+      <w:pPr>
+        <w:spacing w:line="276" w:lineRule="auto"/>
+        <w:rPr>
+          <w:rFonts w:ascii="Times New Roman" w:hAnsi="Times New Roman" w:cs="Times New Roman"/>
+          <w:sz w:val="28"/>
+          <w:szCs w:val="28"/>
+        </w:rPr>
+      </w:pPr>
+      <w:r>
+        <w:rPr>
+          <w:rFonts w:ascii="Times New Roman" w:hAnsi="Times New Roman" w:cs="Times New Roman"/>
+          <w:b/>
+          <w:bCs/>
+          <w:sz w:val="28"/>
+          <w:szCs w:val="28"/>
+        </w:rPr>
+        <w:lastRenderedPageBreak/>
+        <w:t>5) Способы начисления амортизации</w:t>
+      </w:r>
+      <w:r>
+        <w:rPr>
+          <w:rFonts w:ascii="Times New Roman" w:hAnsi="Times New Roman" w:cs="Times New Roman"/>
+          <w:sz w:val="28"/>
+          <w:szCs w:val="28"/>
+        </w:rPr>
+        <w:br/>
+        <w:t>Основные способы начисления амортизации:</w:t>
+      </w:r>
+    </w:p>
+    <w:p>
+      <w:pPr>
+        <w:numPr>
+          <w:ilvl w:val="0"/>
+          <w:numId w:val="3"/>
+        </w:numPr>
+        <w:spacing w:line="276" w:lineRule="auto"/>
+        <w:rPr>
+          <w:rFonts w:ascii="Times New Roman" w:hAnsi="Times New Roman" w:cs="Times New Roman"/>
+          <w:sz w:val="28"/>
+          <w:szCs w:val="28"/>
+        </w:rPr>
+      </w:pPr>
+      <w:r>
+        <w:rPr>
+          <w:rFonts w:ascii="Times New Roman" w:hAnsi="Times New Roman" w:cs="Times New Roman"/>
+          <w:b/>
+          <w:bCs/>
+          <w:sz w:val="28"/>
+          <w:szCs w:val="28"/>
+        </w:rPr>
+        <w:t>Линейный способ</w:t>
+      </w:r>
+      <w:r>
+        <w:rPr>
+          <w:rFonts w:ascii="Times New Roman" w:hAnsi="Times New Roman" w:cs="Times New Roman"/>
+          <w:sz w:val="28"/>
+          <w:szCs w:val="28"/>
+        </w:rPr>
+        <w:t xml:space="preserve"> — равномерное списание стоимости в течение всего срока службы.</w:t>
+      </w:r>
+    </w:p>
+    <w:p>
+      <w:pPr>
+        <w:numPr>
+          <w:ilvl w:val="0"/>
+          <w:numId w:val="3"/>
+        </w:numPr>
+        <w:spacing w:line="276" w:lineRule="auto"/>
+        <w:rPr>
+          <w:rFonts w:ascii="Times New Roman" w:hAnsi="Times New Roman" w:cs="Times New Roman"/>
+          <w:sz w:val="28"/>
+          <w:szCs w:val="28"/>
+        </w:rPr>
+      </w:pPr>
+      <w:r>
+        <w:rPr>
+          <w:rFonts w:ascii="Times New Roman" w:hAnsi="Times New Roman" w:cs="Times New Roman"/>
+          <w:b/>
+          <w:bCs/>
+          <w:sz w:val="28"/>
+          <w:szCs w:val="28"/>
+        </w:rPr>
+        <w:t>Способ уменьшаемого остатка</w:t>
+      </w:r>
+      <w:r>
+        <w:rPr>
+          <w:rFonts w:ascii="Times New Roman" w:hAnsi="Times New Roman" w:cs="Times New Roman"/>
+          <w:sz w:val="28"/>
+          <w:szCs w:val="28"/>
+        </w:rPr>
+        <w:t xml:space="preserve"> — ускоренное списание, при котором амортизация начисляется на остаточную стоимость.</w:t>
+      </w:r>
+    </w:p>
+    <w:p>
+      <w:pPr>
+        <w:numPr>
+          <w:ilvl w:val="0"/>
+          <w:numId w:val="3"/>
+        </w:numPr>
+        <w:spacing w:line="276" w:lineRule="auto"/>
+        <w:rPr>
+          <w:rFonts w:ascii="Times New Roman" w:hAnsi="Times New Roman" w:cs="Times New Roman"/>
+          <w:sz w:val="28"/>
+          <w:szCs w:val="28"/>
+        </w:rPr>
+      </w:pPr>
+      <w:r>
+        <w:rPr>
+          <w:rFonts w:ascii="Times New Roman" w:hAnsi="Times New Roman" w:cs="Times New Roman"/>
+          <w:b/>
+          <w:bCs/>
+          <w:sz w:val="28"/>
+          <w:szCs w:val="28"/>
+        </w:rPr>
+        <w:t>Способ списания стоимости по сумме чисел лет срока службы</w:t>
+      </w:r>
+      <w:r>
+        <w:rPr>
+          <w:rFonts w:ascii="Times New Roman" w:hAnsi="Times New Roman" w:cs="Times New Roman"/>
+          <w:sz w:val="28"/>
+          <w:szCs w:val="28"/>
+        </w:rPr>
+        <w:t xml:space="preserve"> — ускоренный метод, основанный на пропорции числа лет.</w:t>
+      </w:r>
+    </w:p>
+    <w:p>
+      <w:pPr>
+        <w:numPr>
+          <w:ilvl w:val="0"/>
+          <w:numId w:val="3"/>
+        </w:numPr>
+        <w:spacing w:line="276" w:lineRule="auto"/>
+        <w:rPr>
+          <w:rFonts w:ascii="Times New Roman" w:hAnsi="Times New Roman" w:cs="Times New Roman"/>
+          <w:sz w:val="28"/>
+          <w:szCs w:val="28"/>
+        </w:rPr>
+      </w:pPr>
+      <w:r>
+        <w:rPr>
+          <w:rFonts w:ascii="Times New Roman" w:hAnsi="Times New Roman" w:cs="Times New Roman"/>
+          <w:b/>
+          <w:bCs/>
+          <w:sz w:val="28"/>
+          <w:szCs w:val="28"/>
+        </w:rPr>
+        <w:t>Производственный (пропорциональный объёму продукции)</w:t>
+      </w:r>
+      <w:r>
+        <w:rPr>
+          <w:rFonts w:ascii="Times New Roman" w:hAnsi="Times New Roman" w:cs="Times New Roman"/>
+          <w:sz w:val="28"/>
+          <w:szCs w:val="28"/>
+        </w:rPr>
+        <w:t xml:space="preserve"> — амортизация начисляется в зависимости от фактического объёма выпуска или работы оборудования.</w:t>
+      </w:r>
+    </w:p>
+    <w:p>
+      <w:pPr>
+        <w:spacing w:line="276" w:lineRule="auto"/>
+        <w:jc w:val="both"/>
+        <w:rPr>
+          <w:rFonts w:ascii="Times New Roman" w:hAnsi="Times New Roman" w:cs="Times New Roman"/>
+          <w:sz w:val="28"/>
+          <w:szCs w:val="28"/>
+        </w:rPr>
+      </w:pPr>
     </w:p>
     <w:sectPr>
       <w:pgSz w:w="11906" w:h="16838"/>
@@ -475,11 +841,127 @@
       </w:pPr>
     </w:lvl>
   </w:abstractNum>
+  <w:abstractNum w:abstractNumId="2" w15:restartNumberingAfterBreak="0">
+    <w:nsid w:val="466B3F7E"/>
+    <w:multiLevelType w:val="multilevel"/>
+    <w:tmpl w:val="1E3C387C"/>
+    <w:lvl w:ilvl="0">
+      <w:start w:val="1"/>
+      <w:numFmt w:val="decimal"/>
+      <w:lvlText w:val="%1."/>
+      <w:lvlJc w:val="left"/>
+      <w:pPr>
+        <w:tabs>
+          <w:tab w:val="num" w:pos="720"/>
+        </w:tabs>
+        <w:ind w:left="720" w:hanging="360"/>
+      </w:pPr>
+    </w:lvl>
+    <w:lvl w:ilvl="1" w:tentative="1">
+      <w:start w:val="1"/>
+      <w:numFmt w:val="decimal"/>
+      <w:lvlText w:val="%2."/>
+      <w:lvlJc w:val="left"/>
+      <w:pPr>
+        <w:tabs>
+          <w:tab w:val="num" w:pos="1440"/>
+        </w:tabs>
+        <w:ind w:left="1440" w:hanging="360"/>
+      </w:pPr>
+    </w:lvl>
+    <w:lvl w:ilvl="2" w:tentative="1">
+      <w:start w:val="1"/>
+      <w:numFmt w:val="decimal"/>
+      <w:lvlText w:val="%3."/>
+      <w:lvlJc w:val="left"/>
+      <w:pPr>
+        <w:tabs>
+          <w:tab w:val="num" w:pos="2160"/>
+        </w:tabs>
+        <w:ind w:left="2160" w:hanging="360"/>
+      </w:pPr>
+    </w:lvl>
+    <w:lvl w:ilvl="3" w:tentative="1">
+      <w:start w:val="1"/>
+      <w:numFmt w:val="decimal"/>
+      <w:lvlText w:val="%4."/>
+      <w:lvlJc w:val="left"/>
+      <w:pPr>
+        <w:tabs>
+          <w:tab w:val="num" w:pos="2880"/>
+        </w:tabs>
+        <w:ind w:left="2880" w:hanging="360"/>
+      </w:pPr>
+    </w:lvl>
+    <w:lvl w:ilvl="4" w:tentative="1">
+      <w:start w:val="1"/>
+      <w:numFmt w:val="decimal"/>
+      <w:lvlText w:val="%5."/>
+      <w:lvlJc w:val="left"/>
+      <w:pPr>
+        <w:tabs>
+          <w:tab w:val="num" w:pos="3600"/>
+        </w:tabs>
+        <w:ind w:left="3600" w:hanging="360"/>
+      </w:pPr>
+    </w:lvl>
+    <w:lvl w:ilvl="5" w:tentative="1">
+      <w:start w:val="1"/>
+      <w:numFmt w:val="decimal"/>
+      <w:lvlText w:val="%6."/>
+      <w:lvlJc w:val="left"/>
+      <w:pPr>
+        <w:tabs>
+          <w:tab w:val="num" w:pos="4320"/>
+        </w:tabs>
+        <w:ind w:left="4320" w:hanging="360"/>
+      </w:pPr>
+    </w:lvl>
+    <w:lvl w:ilvl="6" w:tentative="1">
+      <w:start w:val="1"/>
+      <w:numFmt w:val="decimal"/>
+      <w:lvlText w:val="%7."/>
+      <w:lvlJc w:val="left"/>
+      <w:pPr>
+        <w:tabs>
+          <w:tab w:val="num" w:pos="5040"/>
+        </w:tabs>
+        <w:ind w:left="5040" w:hanging="360"/>
+      </w:pPr>
+    </w:lvl>
+    <w:lvl w:ilvl="7" w:tentative="1">
+      <w:start w:val="1"/>
+      <w:numFmt w:val="decimal"/>
+      <w:lvlText w:val="%8."/>
+      <w:lvlJc w:val="left"/>
+      <w:pPr>
+        <w:tabs>
+          <w:tab w:val="num" w:pos="5760"/>
+        </w:tabs>
+        <w:ind w:left="5760" w:hanging="360"/>
+      </w:pPr>
+    </w:lvl>
+    <w:lvl w:ilvl="8" w:tentative="1">
+      <w:start w:val="1"/>
+      <w:numFmt w:val="decimal"/>
+      <w:lvlText w:val="%9."/>
+      <w:lvlJc w:val="left"/>
+      <w:pPr>
+        <w:tabs>
+          <w:tab w:val="num" w:pos="6480"/>
+        </w:tabs>
+        <w:ind w:left="6480" w:hanging="360"/>
+      </w:pPr>
+    </w:lvl>
+  </w:abstractNum>
   <w:num w:numId="1" w16cid:durableId="1679886182">
     <w:abstractNumId w:val="0"/>
   </w:num>
   <w:num w:numId="2" w16cid:durableId="1679188810">
     <w:abstractNumId w:val="1"/>
+  </w:num>
+  <w:num w:numId="3" w16cid:durableId="809326819">
+    <w:abstractNumId w:val="2"/>
   </w:num>
 </w:numbering>
 </file>
@@ -1087,7 +1569,6 @@
   <w:style w:type="character" w:default="1" w:styleId="a0">
     <w:name w:val="Default Paragraph Font"/>
     <w:uiPriority w:val="1"/>
-    <w:semiHidden/>
     <w:unhideWhenUsed/>
   </w:style>
   <w:style w:type="table" w:default="1" w:styleId="a1">
